--- a/publication/final_paper.docx
+++ b/publication/final_paper.docx
@@ -273,7 +273,7 @@
           <w:i w:val="0"/>
           <w:sz w:val="22"/>
         </w:rPr>
-        <w:t xml:space="preserve"> We developed a three-component hybrid system comprising: (1) a structured 19-symptom assessment module with patient demographic capture; (2) a deterministic rule-based classification engine implementing WHO malaria severity guidelines across four severity tiers; and (3) an LLM reasoning module using Llama 3.1 8B deployed locally via Ollama for natural language explanation generation. The system was evaluated on 1,682 malaria cases (1,622 real-world cases from the Kaggle Malaria Diagnosis Dataset and 60 synthetic cases) spanning four severity levels: No Malaria, Stage I (uncomplicated), Stage II (moderate), and Critical. Performance was benchmarked against the original rule-based baseline system using overall accuracy, macro-averaged precision, recall, and F1-score.</w:t>
+        <w:t xml:space="preserve"> We developed a three-component hybrid system comprising: (1) a structured 19-symptom assessment module with patient demographic capture; (2) a deterministic rule-based classification engine implementing WHO malaria severity guidelines across four severity tiers; and (3) an LLM reasoning module using Llama 3.1 8B deployed locally via Ollama for natural language explanation generation. The system was evaluated on 1,682 malaria cases (1,622 cases from the publicly available Kaggle Malaria Diagnosis Dataset and 60 synthetic cases) spanning four severity levels: No Malaria, Stage I (uncomplicated), Stage II (moderate), and Critical. Performance was benchmarked against the original rule-based baseline system using overall accuracy, macro-averaged precision, recall, and F1-score.</w:t>
       </w:r>
     </w:p>
     <w:p>
@@ -974,7 +974,7 @@
           <w:i w:val="0"/>
           <w:sz w:val="24"/>
         </w:rPr>
-        <w:t>Real-world data (n = 1,622):</w:t>
+        <w:t>Publicly available data (n = 1,622):</w:t>
       </w:r>
       <w:r>
         <w:rPr>
@@ -6397,7 +6397,7 @@
           <w:i w:val="0"/>
           <w:sz w:val="24"/>
         </w:rPr>
-        <w:t>Real-world dataset:</w:t>
+        <w:t>Publicly available dataset:</w:t>
       </w:r>
       <w:r>
         <w:rPr>
